--- a/Introduccion a la Ingenieria/Kit docente/Clase 16/Solucion Taller Clase 16 - Informe final y autoevaluacion.docx
+++ b/Introduccion a la Ingenieria/Kit docente/Clase 16/Solucion Taller Clase 16 - Informe final y autoevaluacion.docx
@@ -38,6 +38,7 @@
       <w:r>
         <w:rPr>
           <w:rFonts w:ascii="Consolas" w:hAnsi="Consolas"/>
+          <w:b w:val="0"/>
           <w:i/>
           <w:color w:val="111111"/>
           <w:sz w:val="20"/>
@@ -139,7 +140,7 @@
           <w:color w:val="4A4A49"/>
           <w:sz w:val="22"/>
         </w:rPr>
-        <w:t>Mismo equipo de todo el corte. Todo el material existe desde las sesiones 3 a 13; el trabajo de hoy es reunirlo, encontrar los huecos y escribir media página nueva. Lo que sigue es cómo quedó, sección por sección, y qué se descubrió que faltaba.</w:t>
+        <w:t>Mismo equipo de todo el corte. Todo el material existe desde las Clases 3 a 13; el trabajo de hoy es reunirlo, encontrar los huecos y escribir media página nueva. Lo que sigue es cómo quedó, sección por sección, y qué se descubrió que faltaba.</w:t>
       </w:r>
     </w:p>
     <w:p>
@@ -670,7 +671,7 @@
                 <w:color w:val="4A4A49"/>
                 <w:sz w:val="20"/>
               </w:rPr>
-              <w:t>Sesión 6</w:t>
+              <w:t>Clase 6</w:t>
             </w:r>
           </w:p>
         </w:tc>
@@ -752,7 +753,7 @@
                 <w:color w:val="4A4A49"/>
                 <w:sz w:val="20"/>
               </w:rPr>
-              <w:t>Sesiones 3 y 13</w:t>
+              <w:t>Clases 3 y 13</w:t>
             </w:r>
           </w:p>
         </w:tc>
@@ -838,7 +839,7 @@
                 <w:color w:val="4A4A49"/>
                 <w:sz w:val="20"/>
               </w:rPr>
-              <w:t>Sesión 9</w:t>
+              <w:t>Clase 9</w:t>
             </w:r>
           </w:p>
         </w:tc>
@@ -920,7 +921,7 @@
                 <w:color w:val="4A4A49"/>
                 <w:sz w:val="20"/>
               </w:rPr>
-              <w:t>Sesión 7</w:t>
+              <w:t>Clase 7</w:t>
             </w:r>
           </w:p>
         </w:tc>
@@ -1006,7 +1007,7 @@
                 <w:color w:val="4A4A49"/>
                 <w:sz w:val="20"/>
               </w:rPr>
-              <w:t>Sesión 8</w:t>
+              <w:t>Clase 8</w:t>
             </w:r>
           </w:p>
         </w:tc>
@@ -1088,7 +1089,7 @@
                 <w:color w:val="4A4A49"/>
                 <w:sz w:val="20"/>
               </w:rPr>
-              <w:t>Sesiones 10 y 11</w:t>
+              <w:t>Clases 10 y 11</w:t>
             </w:r>
           </w:p>
         </w:tc>
@@ -1174,7 +1175,7 @@
                 <w:color w:val="4A4A49"/>
                 <w:sz w:val="20"/>
               </w:rPr>
-              <w:t>Sesión 12</w:t>
+              <w:t>Clase 12</w:t>
             </w:r>
           </w:p>
         </w:tc>
@@ -1256,7 +1257,7 @@
                 <w:color w:val="4A4A49"/>
                 <w:sz w:val="20"/>
               </w:rPr>
-              <w:t>Sesión 13</w:t>
+              <w:t>Clase 13</w:t>
             </w:r>
           </w:p>
         </w:tc>
@@ -1342,7 +1343,7 @@
                 <w:color w:val="4A4A49"/>
                 <w:sz w:val="20"/>
               </w:rPr>
-              <w:t>Sesiones 12 y 13</w:t>
+              <w:t>Clases 12 y 13</w:t>
             </w:r>
           </w:p>
         </w:tc>
@@ -1424,7 +1425,7 @@
                 <w:color w:val="4A4A49"/>
                 <w:sz w:val="20"/>
               </w:rPr>
-              <w:t>Sesiones 3 y 11</w:t>
+              <w:t>Clases 3 y 11</w:t>
             </w:r>
           </w:p>
         </w:tc>
@@ -1502,7 +1503,7 @@
                 <w:color w:val="4A4A49"/>
                 <w:sz w:val="20"/>
               </w:rPr>
-              <w:t>Sesión 9</w:t>
+              <w:t>Clase 9</w:t>
             </w:r>
           </w:p>
         </w:tc>
@@ -1737,7 +1738,7 @@
           <w:color w:val="4A4A49"/>
           <w:sz w:val="22"/>
         </w:rPr>
-        <w:t xml:space="preserve"> después de la sesión 12 todos los equipos tienen limitaciones reales. Y revise la sección 8 buscando </w:t>
+        <w:t xml:space="preserve"> después de la Clase 12 todos los equipos tienen limitaciones reales. Y revise la sección 8 buscando </w:t>
       </w:r>
       <w:r>
         <w:rPr>
@@ -3386,7 +3387,7 @@
                 <w:color w:val="4A4A49"/>
                 <w:sz w:val="20"/>
               </w:rPr>
-              <w:t xml:space="preserve"> de la sesión 12: los dos hallazgos grandes salieron en veinte minutos y pudimos haberlos tenido dos semanas antes.»</w:t>
+              <w:t xml:space="preserve"> de la Clase 12: los dos hallazgos grandes salieron en veinte minutos y pudimos haberlos tenido dos semanas antes.»</w:t>
             </w:r>
           </w:p>
         </w:tc>
@@ -4044,7 +4045,7 @@
           <w:color w:val="4A4A49"/>
           <w:sz w:val="22"/>
         </w:rPr>
-        <w:t xml:space="preserve"> —la persona puede explicar, corregir o comprometerse—; una etiqueta solo se puede resentir. Es exactamente la regla de retroalimentación de la sesión 12, aplicada al equipo, y ese es el punto: la coevaluación no es un desahogo, es retroalimentación.</w:t>
+        <w:t xml:space="preserve"> —la persona puede explicar, corregir o comprometerse—; una etiqueta solo se puede resentir. Es exactamente la regla de retroalimentación de la Clase 12, aplicada al equipo, y ese es el punto: la coevaluación no es un desahogo, es retroalimentación.</w:t>
       </w:r>
     </w:p>
     <w:p>
@@ -4537,7 +4538,7 @@
                 <w:color w:val="4A4A49"/>
                 <w:sz w:val="20"/>
               </w:rPr>
-              <w:t>Un hecho verificable se puede responder; una etiqueta solo se puede resentir. Es la regla de la sesión 12.</w:t>
+              <w:t>Un hecho verificable se puede responder; una etiqueta solo se puede resentir. Es la regla de la Clase 12.</w:t>
             </w:r>
           </w:p>
         </w:tc>
@@ -4605,7 +4606,7 @@
           <w:color w:val="4A4A49"/>
           <w:sz w:val="22"/>
         </w:rPr>
-        <w:t xml:space="preserve"> Es el escenario que se avisó en la sesión 15 y aun así pasa. Que </w:t>
+        <w:t xml:space="preserve"> Es el escenario que se avisó en la Clase 15 y aun así pasa. Que </w:t>
       </w:r>
       <w:r>
         <w:rPr>
@@ -4902,7 +4903,7 @@
           <w:color w:val="4A4A49"/>
           <w:sz w:val="22"/>
         </w:rPr>
-        <w:t xml:space="preserve"> → Después de la sesión 12 todos los equipos tienen limitaciones reales, así que «ninguna» dice que no se probó con nadie. Lo que se decidió no arreglar, con el motivo. Declararlo sube la nota; ocultarlo la baja.</w:t>
+        <w:t xml:space="preserve"> → Después de la Clase 12 todos los equipos tienen limitaciones reales, así que «ninguna» dice que no se probó con nadie. Lo que se decidió no arreglar, con el motivo. Declararlo sube la nota; ocultarlo la baja.</w:t>
       </w:r>
     </w:p>
     <w:p>
@@ -5121,7 +5122,7 @@
           <w:color w:val="4A4A49"/>
           <w:sz w:val="22"/>
         </w:rPr>
-        <w:t>sesión 12</w:t>
+        <w:t>Clase 12</w:t>
       </w:r>
       <w:r>
         <w:rPr>
@@ -5137,7 +5138,7 @@
           <w:color w:val="4A4A49"/>
           <w:sz w:val="22"/>
         </w:rPr>
-        <w:t>sesión 14</w:t>
+        <w:t>Clase 14</w:t>
       </w:r>
       <w:r>
         <w:rPr>
@@ -5153,7 +5154,7 @@
           <w:color w:val="4A4A49"/>
           <w:sz w:val="22"/>
         </w:rPr>
-        <w:t>sesión 15</w:t>
+        <w:t>Clase 15</w:t>
       </w:r>
       <w:r>
         <w:rPr>
